--- a/dist/downloads/manuscripts_vi/p3_vietnam_vi.docx
+++ b/dist/downloads/manuscripts_vi/p3_vietnam_vi.docx
@@ -505,7 +505,7 @@
         <w:pStyle w:val="BodyText"/>
       </w:pPr>
       <w:r>
-        <w:t xml:space="preserve">Những thay đổi này không chỉ là bề mặt. Bản thân thành phần nhóm xuất khẩu cũng tiến hóa qua ba đợt: tỷ lệ doanh nghiệp báo cáo bất kỳ cường độ xuất khẩu trực tiếp dương nào giảm khi các doanh nghiệp dịch vụ và chuỗi cung ứng liên kết FDI gia nhập mẫu, trong khi mức độ áp dụng số nền tảng trung bình tăng cùng với sự lan rộng của website, hệ thống thanh toán điện tử và giao diện giao dịch số. Đọc mối quan hệ I–P và kênh áp dụng số như những sự kiện cấu trúc cố định qua cửa sổ mười bốn năm này bỏ lỡ thực tế rằng dân số doanh nghiệp cơ bản, chi phí phối hợp ràng buộc và giàn đỡ thể chế cho thương mại xuyên biên giới đều thay đổi đáng kể.</w:t>
+        <w:t xml:space="preserve">Những thay đổi này không chỉ là bề mặt. Bản thân thành phần nhóm xuất khẩu cũng tiến hóa qua ba đợt: tỷ lệ doanh nghiệp báo cáo bất kỳ cường độ xuất khẩu trực tiếp dương nào giảm khi các doanh nghiệp dịch vụ và chuỗi cung ứng liên kết FDI gia nhập mẫu, trong khi mức độ áp dụng số nền tảng trung bình tăng cùng với sự lan rộng của website, hệ thống thanh toán điện tử và giao diện giao dịch số. Đọc mối quan hệ I–P và kênh áp dụng số như những sự kiện cấu trúc cố định qua cửa sổ mười bốn năm này bỏ lỡ thực tế rằng dân số doanh nghiệp cơ bản, chi phí phối hợp ràng buộc và khung thể chế hỗ trợ thương mại xuyên biên giới đều thay đổi đáng kể.</w:t>
       </w:r>
     </w:p>
     <w:p>
@@ -20348,7 +20348,7 @@
         <w:pStyle w:val="BodyText"/>
       </w:pPr>
       <w:r>
-        <w:t xml:space="preserve">Chương trình Chuyển đổi số Quốc gia (National Digital Transformation Programme — NDTP) của Việt Nam được ban hành năm 2020, và các nền tảng thanh toán điện tử xuyên biên giới (VNPAY, MoMo, ZaloPay) và các sàn giao dịch B2B dành cho nhà xuất khẩu (Alibaba.com, Amazon Global Selling) chỉ đạt quy mô tại Việt Nam sau năm 2018–2019. Đợt sóng 2015 do đó quan sát các nhà xuất khẩu Việt Nam trong giai đoạn hạ tầng chuyển đổi khi một website chưa thể kết nối với hệ sinh thái số hỗ trợ giao dịch; đợt sóng 2023 quan sát họ sau khi giàn giáo hậu NDTP đã trưởng thành. Nghiên cứu này không coi các chỉ số vĩ mô này là biến thể nhận diện — chúng không được đưa vào hồi quy — nhưng chúng làm cho cách đọc theo đợt sóng có tính khả tín về mặt thể chế thay vì thuần túy là hậu nghiệm.</w:t>
+        <w:t xml:space="preserve">Chương trình Chuyển đổi số Quốc gia (National Digital Transformation Programme — NDTP) của Việt Nam được ban hành năm 2020, và các nền tảng thanh toán điện tử xuyên biên giới (VNPAY, MoMo, ZaloPay) và các sàn giao dịch B2B dành cho nhà xuất khẩu (Alibaba.com, Amazon Global Selling) chỉ đạt quy mô tại Việt Nam sau năm 2018–2019. Đợt sóng 2015 do đó quan sát các nhà xuất khẩu Việt Nam trong giai đoạn hạ tầng chuyển đổi khi một website chưa thể kết nối với hệ sinh thái số hỗ trợ giao dịch; đợt sóng 2023 quan sát họ sau khi khung thể chế hỗ trợ hậu NDTP đã trưởng thành. Nghiên cứu này không coi các chỉ số vĩ mô này là biến thể nhận diện — chúng không được đưa vào hồi quy — nhưng chúng làm cho cách đọc theo đợt sóng có tính khả tín về mặt thể chế thay vì thuần túy là hậu nghiệm.</w:t>
       </w:r>
     </w:p>
     <w:p>

--- a/dist/downloads/manuscripts_vi/p3_vietnam_vi.docx
+++ b/dist/downloads/manuscripts_vi/p3_vietnam_vi.docx
@@ -23,10 +23,7 @@
         <w:t xml:space="preserve">Đỗ Thùy Hương</w:t>
       </w:r>
       <w:r>
-        <w:t xml:space="preserve"> </w:t>
-      </w:r>
-      <w:r>
-        <w:t xml:space="preserve">· Khoa Kinh tế, Trường Đại học Cần Thơ · huongp1323001@gstudent.ctu.edu.vn · ORCID:</w:t>
+        <w:t xml:space="preserve">, Khoa Kinh tế, Trường Đại học Cần Thơ, huongp1323001@gstudent.ctu.edu.vn, ORCID:</w:t>
       </w:r>
       <w:r>
         <w:t xml:space="preserve"> </w:t>
@@ -60,10 +57,7 @@
         <w:t xml:space="preserve">(Tác giả liên hệ)</w:t>
       </w:r>
       <w:r>
-        <w:t xml:space="preserve"> </w:t>
-      </w:r>
-      <w:r>
-        <w:t xml:space="preserve">· Khoa Kinh tế, Trường Đại học Cần Thơ · patu@ctu.edu.vn · ORCID:</w:t>
+        <w:t xml:space="preserve">, Khoa Kinh tế, Trường Đại học Cần Thơ, patu@ctu.edu.vn, ORCID:</w:t>
       </w:r>
       <w:r>
         <w:t xml:space="preserve"> </w:t>
@@ -497,7 +491,7 @@
         <w:pStyle w:val="BodyText"/>
       </w:pPr>
       <w:r>
-        <w:t xml:space="preserve">Ba điểm ngoặt thể chế định hình cửa sổ quan sát. Việt Nam gia nhập Tổ chức Thương mại Thế giới vào đầu năm 2007, mở ra giai đoạn trước đợt khảo sát 2009 và chuyển đổi nhóm doanh nghiệp xuất khẩu định hướng nội địa thành nhóm có độ phủ thị trường rộng hơn nhưng hạ tầng hấp thụ hạn chế. Đợt khảo sát 2015 nắm bắt giữa giai đoạn thứ hai, trong đó xuất khẩu chế biến ngày càng mở rộng cùng tồn tại với hạ tầng thương mại điện tử chưa phát triển, tích hợp logistics xuyên biên giới yếu kém và nhóm xuất khẩu vẫn tập trung trong các phân khúc thâm dụng lao động. Đợt khảo sát 2023 theo sau việc ra mắt Chương trình Chuyển đổi Số Quốc gia năm 2020, sự mở rộng nhanh chóng của nền tảng thanh toán điện tử và thương mại điện tử xuyên biên giới, và sự tái cân bằng đầu tư trực tiếp nước ngoài (FDI) hướng đến sản xuất có trung gian số và liên kết dịch vụ. Ba đợt do đó quan sát doanh nghiệp trong các kết hợp khác nhau về cơ cấu của áp lực quốc tế hóa và tính sẵn có của hạ tầng số, đây chính là điều làm cho cách đọc theo vòng đời có thể kiểm định thay vì chỉ mang tính khái niệm thuần túy.</w:t>
+        <w:t xml:space="preserve">Ba điểm ngoặt thể chế định hình giai đoạn quan sát. Việt Nam gia nhập Tổ chức Thương mại Thế giới vào đầu năm 2007, mở ra giai đoạn trước đợt khảo sát 2009 và chuyển đổi nhóm doanh nghiệp xuất khẩu định hướng nội địa thành nhóm có độ phủ thị trường rộng hơn nhưng hạ tầng hấp thụ hạn chế. Đợt khảo sát 2015 nắm bắt giữa giai đoạn thứ hai, trong đó xuất khẩu chế biến ngày càng mở rộng cùng tồn tại với hạ tầng thương mại điện tử chưa phát triển, tích hợp logistics xuyên biên giới yếu kém và nhóm xuất khẩu vẫn tập trung trong các phân khúc thâm dụng lao động. Đợt khảo sát 2023 theo sau việc ra mắt Chương trình Chuyển đổi Số Quốc gia năm 2020, sự mở rộng nhanh chóng của nền tảng thanh toán điện tử và thương mại điện tử xuyên biên giới, và sự tái cân bằng đầu tư trực tiếp nước ngoài (FDI) hướng đến sản xuất có trung gian số và liên kết dịch vụ. Ba đợt do đó quan sát doanh nghiệp trong các kết hợp khác nhau về cơ cấu của áp lực quốc tế hóa và tính sẵn có của hạ tầng số, đây chính là điều làm cho cách đọc theo vòng đời có thể kiểm định thay vì chỉ mang tính khái niệm thuần túy.</w:t>
       </w:r>
     </w:p>
     <w:p>
@@ -505,7 +499,7 @@
         <w:pStyle w:val="BodyText"/>
       </w:pPr>
       <w:r>
-        <w:t xml:space="preserve">Những thay đổi này không chỉ là bề mặt. Bản thân thành phần nhóm xuất khẩu cũng tiến hóa qua ba đợt: tỷ lệ doanh nghiệp báo cáo bất kỳ cường độ xuất khẩu trực tiếp dương nào giảm khi các doanh nghiệp dịch vụ và chuỗi cung ứng liên kết FDI gia nhập mẫu, trong khi mức độ áp dụng số nền tảng trung bình tăng cùng với sự lan rộng của website, hệ thống thanh toán điện tử và giao diện giao dịch số. Đọc mối quan hệ I–P và kênh áp dụng số như những sự kiện cấu trúc cố định qua cửa sổ mười bốn năm này bỏ lỡ thực tế rằng dân số doanh nghiệp cơ bản, chi phí phối hợp ràng buộc và khung thể chế hỗ trợ thương mại xuyên biên giới đều thay đổi đáng kể.</w:t>
+        <w:t xml:space="preserve">Những thay đổi này không chỉ là bề mặt. Bản thân thành phần nhóm xuất khẩu cũng tiến hóa qua ba đợt: tỷ lệ doanh nghiệp báo cáo bất kỳ cường độ xuất khẩu trực tiếp dương nào giảm khi các doanh nghiệp dịch vụ và chuỗi cung ứng liên kết FDI gia nhập mẫu, trong khi mức độ áp dụng số nền tảng trung bình tăng cùng với sự lan rộng của website, hệ thống thanh toán điện tử và giao diện giao dịch số. Đọc mối quan hệ I–P và kênh áp dụng số như những sự kiện cấu trúc cố định qua giai đoạn mười bốn năm này bỏ lỡ thực tế rằng tổng thể doanh nghiệp cơ bản, chi phí phối hợp ràng buộc và khung thể chế hỗ trợ thương mại xuyên biên giới đều thay đổi đáng kể.</w:t>
       </w:r>
     </w:p>
     <w:p>
@@ -600,7 +594,7 @@
         <w:pStyle w:val="BodyText"/>
       </w:pPr>
       <w:r>
-        <w:t xml:space="preserve">Công trình phân tích tổng hợp gần đây củng cố mối lo ngại này. Pisani, Garcia-Bernardo và Heemskerk (2020, SMJ) nhận thấy mối quan hệ hình chữ U ngược giữa quốc tế hóa và hiệu quả suy yếu đáng kể — và đôi khi biến mất — dưới nhận diện chặt chẽ hơn trong các mẫu gộp đa quốc gia, gợi ý rằng tổng hợp qua các bối cảnh thể chế không đồng nhất làm lạm phát tính quy tắc dạng hàm biểu kiến. Wu, Fan và Chen (2022, MIR) mở rộng lập luận này bằng cách chỉ ra trong một phân tích tổng hợp về các công ty đa quốc gia thị trường mới nổi (EMNEs) rằng bối cảnh thể chế điều tiết quy mô tác động I–P mạnh mẽ hơn các biến năng lực cấp doanh nghiệp. Tổng hợp lại, những phát hiện này ngụ ý rằng các thiết kế dọc trong nước — giữ nguyên bối cảnh thể chế trong khi thay đổi thời gian — cung cấp kiểm định đáng tin cậy hơn về việc liệu hình chữ U ngược là tạo phẩm của gộp đa quốc gia hay mối quan hệ thực sự tồn tại khi môi trường thể chế phát triển. Bảng dữ liệu WBES Việt Nam ba đợt (2009, 2015, 2023) cung cấp chính xác thiết kế này. Hồ sơ kinh tế vĩ mô và thương mại của Việt Nam ở cuối cửa sổ quan sát xác nhận bối cảnh chuyển đổi: tăng trưởng GDP đạt 7,09% năm 2024, dòng vốn FDI là 20,17 tỷ USD (4,23% GDP) và cơ cấu xuất khẩu chuyển đổi đáng kể sang máy móc và điện tử — chiếm 45,8% tổng giá trị thương mại, thay thế cụm dệt may vốn chiếm ưu thế trong lịch sử — phản ánh sự nâng cấp cấu trúc trong năng lực sản xuất diễn ra song song với ba đợt khảo sát (World Bank, 2025c).</w:t>
+        <w:t xml:space="preserve">Công trình phân tích tổng hợp gần đây củng cố mối lo ngại này. Pisani, Garcia-Bernardo và Heemskerk (2020, SMJ) nhận thấy mối quan hệ hình chữ U ngược giữa quốc tế hóa và hiệu quả suy yếu đáng kể — và đôi khi biến mất — dưới nhận diện chặt chẽ hơn trong các mẫu gộp đa quốc gia, gợi ý rằng tổng hợp qua các bối cảnh thể chế không đồng nhất làm lạm phát tính quy tắc dạng hàm biểu kiến. Wu, Fan và Chen (2022, MIR) mở rộng lập luận này bằng cách chỉ ra trong một phân tích tổng hợp về các công ty đa quốc gia thị trường mới nổi (EMNEs) rằng bối cảnh thể chế điều tiết quy mô tác động I–P mạnh mẽ hơn các biến năng lực cấp doanh nghiệp. Tổng hợp lại, những phát hiện này ngụ ý rằng các thiết kế dọc trong nước — giữ nguyên bối cảnh thể chế trong khi thay đổi thời gian — cung cấp kiểm định đáng tin cậy hơn về việc liệu hình chữ U ngược là tạo phẩm của gộp đa quốc gia hay mối quan hệ thực sự tồn tại khi môi trường thể chế phát triển. Bảng dữ liệu WBES Việt Nam ba đợt (2009, 2015, 2023) cung cấp chính xác thiết kế này. Hồ sơ kinh tế vĩ mô và thương mại của Việt Nam ở cuối giai đoạn quan sát xác nhận bối cảnh chuyển đổi: tăng trưởng GDP đạt 7,09% năm 2024, dòng vốn FDI là 20,17 tỷ USD (4,23% GDP) và cơ cấu xuất khẩu chuyển đổi đáng kể sang máy móc và điện tử — chiếm 45,8% tổng giá trị thương mại, thay thế cụm dệt may vốn chiếm ưu thế trong lịch sử — phản ánh sự nâng cấp cấu trúc trong năng lực sản xuất diễn ra song song với ba đợt khảo sát (World Bank, 2025c).</w:t>
       </w:r>
     </w:p>
     <w:bookmarkEnd w:id="25"/>
@@ -948,7 +942,7 @@
         <w:t xml:space="preserve"> </w:t>
       </w:r>
       <w:r>
-        <w:t xml:space="preserve">do đó theo dõi những gì cấu trúc thực sự có thể xác định qua cửa sổ 2009–2023.</w:t>
+        <w:t xml:space="preserve">do đó theo dõi những gì cấu trúc thực sự có thể xác định qua giai đoạn 2009–2023.</w:t>
       </w:r>
     </w:p>
     <w:p>
@@ -964,7 +958,7 @@
         <w:pStyle w:val="BodyText"/>
       </w:pPr>
       <w:r>
-        <w:t xml:space="preserve">Vì DAI_z thu gọn thành một mục nhị phân duy nhất — c22b (hiện diện website của doanh nghiệp) — nó nắm bắt hiện diện số Tầng 1 thay vì năng lực số động. Đến năm 2023, quyền sở hữu website đã lan rộng đến gần một nửa dân số doanh nghiệp Việt Nam (49,8% năm 2023 so với 42,5% năm 2009) và ngày càng hoạt động như yếu tố vệ sinh tổ chức thay vì chỉ báo chiến lược số.</w:t>
+        <w:t xml:space="preserve">Vì DAI_z thu gọn thành một mục nhị phân duy nhất — c22b (hiện diện website của doanh nghiệp) — nó nắm bắt hiện diện số Tầng 1 thay vì năng lực số động. Đến năm 2023, quyền sở hữu website đã lan rộng đến gần một nửa tổng thể doanh nghiệp Việt Nam (49,8% năm 2023 so với 42,5% năm 2009) và ngày càng hoạt động như yếu tố vệ sinh tổ chức thay vì chỉ báo chiến lược số.</w:t>
       </w:r>
       <w:r>
         <w:t xml:space="preserve"> </w:t>
@@ -1211,7 +1205,7 @@
         <w:t xml:space="preserve"> </w:t>
       </w:r>
       <w:r>
-        <w:t xml:space="preserve">H1 (phi đơn điệu) →</w:t>
+        <w:t xml:space="preserve">H1 (phi đơn điệu) tác động đến</w:t>
       </w:r>
       <w:r>
         <w:t xml:space="preserve"> </w:t>
@@ -1459,7 +1453,7 @@
         <w:t xml:space="preserve"> </w:t>
       </w:r>
       <w:r>
-        <w:t xml:space="preserve">Cấu trúc DAI_z trong bài viết này (Tầng 1 mà thôi: nhị phân website c22b) bị ràng buộc bởi công cụ WBES Việt Nam: chỉ có nhị phân hiện diện website được mang theo có thể so sánh qua các đợt 2009/2015/2023, trong khi các mục kích hoạt giao dịch Tầng 2 phong phú hơn như cường độ thanh toán điện tử (k33, k38) chỉ xuất hiện trong đợt 2023. Chỉ số Tầng 1 mà thôi của Việt Nam (FSTS_c × DAI_z = −0,912, p = .043) được đọc tốt nhất là sự lỗi thời cấp tầng cấu trúc: hiện diện website Tầng 1 đã trở thành chứng chỉ ngưỡng tối thiểu trong môi trường số đang trưởng thành của Việt Nam và không còn phân biệt năng lực phối hợp xuyên biên giới của doanh nghiệp ở cường độ xuất khẩu cao. Chỉ số tổng hợp kiểm định vững DAI_rich sẵn có trong đợt 2023 (Tầng 1+2, §4.5 Bảng B) cung cấp phân tích độ nhạy trong đợt về câu hỏi giới hạn phạm vi này, nhưng khả năng so sánh qua đợt giới hạn việc sử dụng nó như thước đo chính.</w:t>
+        <w:t xml:space="preserve">Cấu trúc DAI_z trong bài viết này (Tầng 1 mà thôi: nhị phân website c22b) bị ràng buộc bởi công cụ WBES Việt Nam: chỉ có nhị phân hiện diện website được mang theo có thể so sánh qua các đợt 2009/2015/2023, trong khi các mục kích hoạt giao dịch Tầng 2 phong phú hơn như cường độ thanh toán điện tử (k33, k38) chỉ xuất hiện trong đợt 2023. Chỉ số Tầng 1 mà thôi của Việt Nam (FSTS_c × DAI_z = −0,912, p = .043) được đọc tốt nhất là sự lỗi thời cấp tầng cấu trúc: hiện diện website Tầng 1 đã trở thành chứng chỉ ngưỡng tối thiểu trong môi trường số đang trưởng thành của Việt Nam và không còn phân biệt năng lực phối hợp xuyên biên giới của doanh nghiệp ở cường độ xuất khẩu cao. Chỉ số tổng hợp kiểm định vững DAI_rich sẵn có trong đợt 2023 (Tầng 1+2, Mục 4.5 Bảng B) cung cấp phân tích độ nhạy trong đợt về câu hỏi giới hạn phạm vi này, nhưng khả năng so sánh qua đợt giới hạn việc sử dụng nó như thước đo chính.</w:t>
       </w:r>
     </w:p>
     <w:p>
@@ -1477,7 +1471,7 @@
         <w:t xml:space="preserve"> </w:t>
       </w:r>
       <w:r>
-        <w:t xml:space="preserve">Việc hạn chế DAI_z vào nhị phân hiện diện website (c22b) qua các đợt 2009, 2015 và 2023 là điều kiện ranh giới có chủ ý do tính sẵn có dữ liệu WBES áp đặt, không phải điểm yếu phương pháp hay xấp xỉ proxy. Các đợt 2009 và 2015 chỉ cung cấp chỉ số hiện diện website (Tầng 1), trong khi đợt 2023 bao gồm các mục số hóa thanh toán (k33, k38; Tầng 2). Đo lường phân tầng này nắm bắt sự tiến hóa thể chế trong hạ tầng số: Tầng 1 mà thôi trong các đợt có độ phủ WBES chưa đầy đủ phản ánh trạng thái thực tế của công cụ áp dụng số vào thời điểm đó, không phải thiếu sót trong chiến lược đo lường của nghiên cứu hiện tại. Giữ lại một chỉ số Tầng 1 hài hòa duy nhất qua cả ba đợt là lựa chọn bảo thủ về mặt phương pháp nhằm bảo tồn khả năng so sánh qua đợt; lựa chọn thay thế — sử dụng chỉ số tổng hợp phong phú hơn chỉ cho năm 2023 — sẽ giới thiệu sự dịch chuyển cấu trúc đặc thù đợt có thể bị nhầm lẫn với thay đổi cấu trúc trong mối quan hệ I–P. Phần mở rộng kiểm định vững DAI_rich (§4.5 Bảng B) áp dụng các mục Tầng 2 đợt 2023 chính xác như kiểm tra độ nhạy trong đợt để đánh giá liệu mô hình điều tiết tiêu đề có tồn tại dưới cấu trúc phong phú hơn trong khi thừa nhận chi phí khả năng so sánh qua đợt.</w:t>
+        <w:t xml:space="preserve">Việc hạn chế DAI_z vào nhị phân hiện diện website (c22b) qua các đợt 2009, 2015 và 2023 là điều kiện ranh giới có chủ ý do tính sẵn có dữ liệu WBES áp đặt, không phải điểm yếu phương pháp hay xấp xỉ proxy. Các đợt 2009 và 2015 chỉ cung cấp chỉ số hiện diện website (Tầng 1), trong khi đợt 2023 bao gồm các mục số hóa thanh toán (k33, k38; Tầng 2). Đo lường phân tầng này nắm bắt sự tiến hóa thể chế trong hạ tầng số: Tầng 1 mà thôi trong các đợt có độ phủ WBES chưa đầy đủ phản ánh trạng thái thực tế của công cụ áp dụng số vào thời điểm đó, không phải thiếu sót trong chiến lược đo lường của nghiên cứu hiện tại. Giữ lại một chỉ số Tầng 1 hài hòa duy nhất qua cả ba đợt là lựa chọn bảo thủ về mặt phương pháp nhằm bảo tồn khả năng so sánh qua đợt; lựa chọn thay thế — sử dụng chỉ số tổng hợp phong phú hơn chỉ cho năm 2023 — sẽ giới thiệu sự dịch chuyển cấu trúc đặc thù đợt có thể bị nhầm lẫn với thay đổi cấu trúc trong mối quan hệ I–P. Phần mở rộng kiểm định vững DAI_rich (Mục 4.5 Bảng B) áp dụng các mục Tầng 2 đợt 2023 chính xác như kiểm tra độ nhạy trong đợt để đánh giá liệu mô hình điều tiết tiêu đề có tồn tại dưới cấu trúc phong phú hơn trong khi thừa nhận chi phí khả năng so sánh qua đợt.</w:t>
       </w:r>
     </w:p>
     <w:p>
@@ -2140,7 +2134,7 @@
         <w:t xml:space="preserve"> </w:t>
       </w:r>
       <w:r>
-        <w:t xml:space="preserve">b8 và e6 được mã hóa lại từ WBES 1/2 sang nhị phân 1/0 trước khi xây dựng chỉ số tổng hợp (1 = có chứng nhận / công nghệ cấp phép nước ngoài; 2 → 0). c22b được mã hóa lại tương tự (1 = có website; 2 → 0). TCI_z và DAI_z được chuẩn hóa trong từng đợt riêng biệt để các hệ số có thể so sánh về độ lớn qua các đợt. Công thức điểm ngưỡng: TP* = −β₁/(2β₂); kiểm định utest Lind–Mehlum (2010) chính thức xác nhận hình chữ U ngược bằng cách bác bỏ đơn điệu ở p &lt; .05 trong tất cả các đặc tả. Chuyển đổi PPP áp dụng cho d2 sử dụng hệ số giảm phát ICP Ngân hàng Thế giới khớp với năm khảo sát.</w:t>
+        <w:t xml:space="preserve">b8 và e6 được mã hóa lại từ WBES 1/2 sang nhị phân 1/0 trước khi xây dựng chỉ số tổng hợp (1 = có chứng nhận / công nghệ cấp phép nước ngoài; 2 thành 0). c22b được mã hóa lại tương tự (1 = có website; 2 thành 0). TCI_z và DAI_z được chuẩn hóa trong từng đợt riêng biệt để các hệ số có thể so sánh về độ lớn qua các đợt. Công thức điểm ngưỡng: TP* = −β₁/(2β₂); kiểm định utest Lind–Mehlum (2010) chính thức xác nhận hình chữ U ngược bằng cách bác bỏ đơn điệu ở p &lt; .05 trong tất cả các đặc tả. Chuyển đổi PPP áp dụng cho d2 sử dụng hệ số giảm phát ICP Ngân hàng Thế giới khớp với năm khảo sát.</w:t>
       </w:r>
     </w:p>
     <w:p>
@@ -2252,7 +2246,10 @@
         <w:t xml:space="preserve"> </w:t>
       </w:r>
       <w:r>
-        <w:t xml:space="preserve">lnLP_it = α + β₁ FSTS_c_it + γ·</w:t>
+        <w:t xml:space="preserve">lnLP_it = α + β₁ FSTS_c_it + γ,</w:t>
+      </w:r>
+      <w:r>
+        <w:t xml:space="preserve"> </w:t>
       </w:r>
       <w:r>
         <w:rPr>
@@ -2280,7 +2277,10 @@
         <w:t xml:space="preserve"> </w:t>
       </w:r>
       <w:r>
-        <w:t xml:space="preserve">lnLP_it = α + β₁ FSTS_c_it + β₂ FSTS_c²_it + γ·</w:t>
+        <w:t xml:space="preserve">lnLP_it = α + β₁ FSTS_c_it + β₂ FSTS_c²_it + γ,</w:t>
+      </w:r>
+      <w:r>
+        <w:t xml:space="preserve"> </w:t>
       </w:r>
       <w:r>
         <w:rPr>
@@ -2318,7 +2318,10 @@
         <w:pStyle w:val="BodyText"/>
       </w:pPr>
       <w:r>
-        <w:t xml:space="preserve">lnLP_it = α + β₁ FSTS_c + β₂ FSTS_c² + β₃ TCI_z + β₄(FSTS_c × TCI_z) + β₅(FSTS_c² × TCI_z) + γ·</w:t>
+        <w:t xml:space="preserve">lnLP_it = α + β₁ FSTS_c + β₂ FSTS_c² + β₃ TCI_z + β₄(FSTS_c × TCI_z) + β₅(FSTS_c² × TCI_z) + γ,</w:t>
+      </w:r>
+      <w:r>
+        <w:t xml:space="preserve"> </w:t>
       </w:r>
       <w:r>
         <w:rPr>
@@ -2351,7 +2354,10 @@
         <w:pStyle w:val="BodyText"/>
       </w:pPr>
       <w:r>
-        <w:t xml:space="preserve">lnLP_it = α + β₁ FSTS_c + β₂ FSTS_c² + β₃ DAI_z + β₄(FSTS_c × DAI_z) + β₅(FSTS_c² × DAI_z) + γ·</w:t>
+        <w:t xml:space="preserve">lnLP_it = α + β₁ FSTS_c + β₂ FSTS_c² + β₃ DAI_z + β₄(FSTS_c × DAI_z) + β₅(FSTS_c² × DAI_z) + γ,</w:t>
+      </w:r>
+      <w:r>
+        <w:t xml:space="preserve"> </w:t>
       </w:r>
       <w:r>
         <w:rPr>
@@ -2384,7 +2390,10 @@
         <w:pStyle w:val="BodyText"/>
       </w:pPr>
       <w:r>
-        <w:t xml:space="preserve">lnLP_it = α + β₁ FSTS_c + β₂ FSTS_c² + β₃ TCI_z + γ·</w:t>
+        <w:t xml:space="preserve">lnLP_it = α + β₁ FSTS_c + β₂ FSTS_c² + β₃ TCI_z + γ,</w:t>
+      </w:r>
+      <w:r>
+        <w:t xml:space="preserve"> </w:t>
       </w:r>
       <w:r>
         <w:rPr>
@@ -2417,7 +2426,10 @@
         <w:pStyle w:val="BodyText"/>
       </w:pPr>
       <w:r>
-        <w:t xml:space="preserve">lnLP_it = α + β₁ FSTS_c + β₂ FSTS_c² + β₃ DAI_z + γ·</w:t>
+        <w:t xml:space="preserve">lnLP_it = α + β₁ FSTS_c + β₂ FSTS_c² + β₃ DAI_z + γ,</w:t>
+      </w:r>
+      <w:r>
+        <w:t xml:space="preserve"> </w:t>
       </w:r>
       <w:r>
         <w:rPr>
@@ -2450,7 +2462,10 @@
         <w:pStyle w:val="BodyText"/>
       </w:pPr>
       <w:r>
-        <w:t xml:space="preserve">lnLP_it = α + β₁ FSTS_c + β₂ FSTS_c² + β₃ TCI_z + β₄ DAI_z + γ·</w:t>
+        <w:t xml:space="preserve">lnLP_it = α + β₁ FSTS_c + β₂ FSTS_c² + β₃ TCI_z + β₄ DAI_z + γ,</w:t>
+      </w:r>
+      <w:r>
+        <w:t xml:space="preserve"> </w:t>
       </w:r>
       <w:r>
         <w:rPr>
@@ -2483,7 +2498,10 @@
         <w:pStyle w:val="BodyText"/>
       </w:pPr>
       <w:r>
-        <w:t xml:space="preserve">lnLP_it = α + β₁ FSTS_c + β₂ FSTS_c² + β₃ TCI_z + β₄ DAI_z + β₅(FSTS_c × DAI_z) + β₆(FSTS_c² × DAI_z) + γ·</w:t>
+        <w:t xml:space="preserve">lnLP_it = α + β₁ FSTS_c + β₂ FSTS_c² + β₃ TCI_z + β₄ DAI_z + β₅(FSTS_c × DAI_z) + β₆(FSTS_c² × DAI_z) + γ,</w:t>
+      </w:r>
+      <w:r>
+        <w:t xml:space="preserve"> </w:t>
       </w:r>
       <w:r>
         <w:rPr>
@@ -2547,7 +2565,7 @@
         <w:t xml:space="preserve"> </w:t>
       </w:r>
       <w:r>
-        <w:t xml:space="preserve">Phương trình lựa chọn probit với hiệu ứng cố định ngành × vùng × đợt dự báo xác suất tham gia xuất khẩu dương. Tỷ số nghịch đảo Mills (inverse Mills ratio — IMR) tương ứng được đưa vào như biến hồi quy bổ sung trong phương trình kết quả chính. Hệ số IMR được diễn giải là kiểm định trực tiếp về thiên lệch lựa chọn dư: IMR không có ý nghĩa thống kê cho thấy ước lượng OLS không bị nhiễm đáng kể bởi lựa chọn dương không quan sát được vào xuất khẩu (Certo et al., 2016; Heckman, 1979). Kết quả được trình bày tại Bảng E trong §4.5.</w:t>
+        <w:t xml:space="preserve">Phương trình lựa chọn probit với hiệu ứng cố định ngành × vùng × đợt dự báo xác suất tham gia xuất khẩu dương. Tỷ số nghịch đảo Mills (inverse Mills ratio — IMR) tương ứng được đưa vào như biến hồi quy bổ sung trong phương trình kết quả chính. Hệ số IMR được diễn giải là kiểm định trực tiếp về thiên lệch lựa chọn dư: IMR không có ý nghĩa thống kê cho thấy ước lượng OLS không bị nhiễm đáng kể bởi lựa chọn dương không quan sát được vào xuất khẩu (Certo et al., 2016; Heckman, 1979). Kết quả được trình bày tại Bảng E trong Mục 4.5.</w:t>
       </w:r>
     </w:p>
     <w:p>
@@ -2616,7 +2634,7 @@
         <w:pStyle w:val="FirstParagraph"/>
       </w:pPr>
       <w:r>
-        <w:t xml:space="preserve">Toàn bộ quy trình được triển khai như một kế hoạch Stata 10 bước đi kèm bản thảo. Các bước xây dựng (01–04) làm sạch từng đợt WBES, hài hòa tập hợp biến trọng tâm, và ghép ba đợt thành tệp gộp với căn giữa trong đợt và chuẩn hóa z được áp dụng lại. Các bước ước lượng (05–09) bao gồm chuỗi lồng ghép M0–M8, kiểm định điểm ngưỡng Lind–Mehlum, kiểm tra lựa chọn Heckman thủ công, kiểm định z theo đợt của Paternoster et al. (1998), và các bảng kiểm định vững mô tả trong §4.5. Bước xuất (10) ghi các bảng đối diện bản thảo và Hình 2 trực tiếp từ các ước lượng lưu trữ.</w:t>
+        <w:t xml:space="preserve">Toàn bộ quy trình được triển khai như một kế hoạch Stata 10 bước đi kèm bản thảo. Các bước xây dựng (01–04) làm sạch từng đợt WBES, hài hòa tập hợp biến trọng tâm, và ghép ba đợt thành tệp gộp với căn giữa trong đợt và chuẩn hóa z được áp dụng lại. Các bước ước lượng (05–09) bao gồm chuỗi lồng ghép M0–M8, kiểm định điểm ngưỡng Lind–Mehlum, kiểm tra lựa chọn Heckman thủ công, kiểm định z theo đợt của Paternoster et al. (1998), và các bảng kiểm định vững mô tả trong Mục 4.5. Bước xuất (10) ghi các bảng đối diện bản thảo và Hình 2 trực tiếp từ các ước lượng lưu trữ.</w:t>
       </w:r>
     </w:p>
     <w:p>
@@ -2650,7 +2668,7 @@
         <w:pStyle w:val="FirstParagraph"/>
       </w:pPr>
       <w:r>
-        <w:t xml:space="preserve">Bảng 2 trình bày thống kê mô tả mẫu phân tích theo từng đợt. Ba xu hướng nổi bật trước phân tích suy luận. Tỷ lệ doanh nghiệp báo cáo cường độ xuất khẩu trực tiếp dương giảm từ 28,4% năm 2009 xuống 20,7% năm 2015 và 18,8% năm 2023. Điều này phản ánh sự tái cân bằng của nhóm doanh nghiệp xuất khẩu Việt Nam, dịch chuyển từ sản xuất thâm dụng lao động sang dịch vụ và các doanh nghiệp chuỗi cung ứng liên kết FDI trong giai đoạn quan sát. Giá trị trung bình trong đợt của chỉ số áp dụng nền tảng (chỉ báo website c22b — DAI, Tầng 1 proxy) tăng từ 0,425 năm 2009 lên 0,483 năm 2015 và 0,498 năm 2023, cho thấy sự lan tỏa rộng rãi của hiện diện trực tuyến cơ bản trên toàn bộ dân số doanh nghiệp Việt Nam trong giai đoạn 14 năm. Giá trị trung bình của logarithm năng suất lao động tăng đơn điệu (19,41 / 20,04 / 20,55), phù hợp với xu hướng hội tụ năng suất rộng hơn của Việt Nam trong giai đoạn này.</w:t>
+        <w:t xml:space="preserve">Bảng 2 trình bày thống kê mô tả mẫu phân tích theo từng đợt. Ba xu hướng nổi bật trước phân tích suy luận. Tỷ lệ doanh nghiệp báo cáo cường độ xuất khẩu trực tiếp dương giảm từ 28,4% năm 2009 xuống 20,7% năm 2015 và 18,8% năm 2023. Điều này phản ánh sự tái cân bằng của nhóm doanh nghiệp xuất khẩu Việt Nam, dịch chuyển từ sản xuất thâm dụng lao động sang dịch vụ và các doanh nghiệp chuỗi cung ứng liên kết FDI trong giai đoạn quan sát. Giá trị trung bình trong đợt của chỉ số áp dụng nền tảng (chỉ báo website c22b — DAI, Tầng 1 proxy) tăng từ 0,425 năm 2009 lên 0,483 năm 2015 và 0,498 năm 2023, cho thấy sự lan tỏa rộng rãi của hiện diện trực tuyến cơ bản trên toàn bộ tổng thể doanh nghiệp Việt Nam trong giai đoạn 14 năm. Giá trị trung bình của logarithm năng suất lao động tăng đơn điệu (19,41 / 20,04 / 20,55), phù hợp với xu hướng hội tụ năng suất rộng hơn của Việt Nam trong giai đoạn này.</w:t>
       </w:r>
     </w:p>
     <w:p>
@@ -2698,7 +2716,7 @@
         <w:pStyle w:val="BodyText"/>
       </w:pPr>
       <w:r>
-        <w:t xml:space="preserve">Một diễn giải bổ sung — phù hợp với kết quả không có ý nghĩa của 2SLS cho DAI được xử lý công cụ (β = 0,018, p = .942; §4.5 Bảng K) — là sự lỗi thời của biến đại diện (proxy): đến năm 2023, hiện diện website (Tầng 1, c22b) đã trở thành chứng nhận ngưỡng tối thiểu thay vì yếu tố phân biệt năng lực trong môi trường số đang trưởng thành của Việt Nam. Các doanh nghiệp có và không có website không còn được phân biệt có ý nghĩa về năng lực phối hợp xuyên biên giới ở tầng DAI mà c22b nắm bắt. Diễn giải này dự báo tương tác DAI×FSTS âm mà không yêu cầu</w:t>
+        <w:t xml:space="preserve">Một diễn giải bổ sung — phù hợp với kết quả không có ý nghĩa của 2SLS cho DAI được xử lý công cụ (β = 0,018, p = .942; Mục 4.5 Bảng K) — là sự lỗi thời của biến đại diện (proxy): đến năm 2023, hiện diện website (Tầng 1, c22b) đã trở thành chứng nhận ngưỡng tối thiểu thay vì yếu tố phân biệt năng lực trong môi trường số đang trưởng thành của Việt Nam. Các doanh nghiệp có và không có website không còn được phân biệt có ý nghĩa về năng lực phối hợp xuyên biên giới ở tầng DAI mà c22b nắm bắt. Diễn giải này dự báo tương tác DAI×FSTS âm mà không yêu cầu</w:t>
       </w:r>
       <w:r>
         <w:t xml:space="preserve"> </w:t>
@@ -2716,7 +2734,7 @@
         <w:t xml:space="preserve"> </w:t>
       </w:r>
       <w:r>
-        <w:t xml:space="preserve">— thay vào đó, biến công cụ đã mất sức phân biệt khi việc áp dụng Tầng 1 đã lan tỏa đến gần mức phổ quát (49,8% năm 2023 so với 42,5% năm 2009). Chỉ số tổng hợp DAI_rich (Tầng 1+2; §4.5 Bảng B, chỉ năm 2023) cung cấp kiểm định trong đợt về việc dấu có thay đổi không khi các mục Tầng 2 tạo điều kiện giao dịch (cường độ thanh toán điện tử) được thêm vào. Các phân tích trong tương lai mở rộng chỉ báo Tầng 2 theo đợt chéo sẽ tăng cường kiểm tra độ nhạy trong WBES này.</w:t>
+        <w:t xml:space="preserve">— thay vào đó, biến công cụ đã mất sức phân biệt khi việc áp dụng Tầng 1 đã lan tỏa đến gần mức phổ quát (49,8% năm 2023 so với 42,5% năm 2009). Chỉ số tổng hợp DAI_rich (Tầng 1+2; Mục 4.5 Bảng B, chỉ năm 2023) cung cấp kiểm định trong đợt về việc dấu có thay đổi không khi các mục Tầng 2 tạo điều kiện giao dịch (cường độ thanh toán điện tử) được thêm vào. Các phân tích trong tương lai mở rộng chỉ báo Tầng 2 theo đợt chéo sẽ tăng cường kiểm tra độ nhạy trong WBES này.</w:t>
       </w:r>
     </w:p>
     <w:p>
@@ -2724,7 +2742,7 @@
         <w:pStyle w:val="BodyText"/>
       </w:pPr>
       <w:r>
-        <w:t xml:space="preserve">Nhìn chung, các kết quả theo từng đợt theo dấu hai tương quan đặc thù theo đợt, phù hợp với sự phụ thuộc giai đoạn. Năng lực công nghệ/tiêu chuẩn nước ngoài dương xuyên suốt ba đợt với độ lớn giảm nhẹ (TCI_z = 0,215 → 0,128 → 0,123) nhưng với điều tiết còn tồn tại trong các bảng 2009, 2023 và gộp. Hiện diện số dựa trên website theo quỹ đạo phi đơn điệu — mạnh năm 2009 (β = 0,175 ***), không có ý nghĩa năm 2015 (β = −0,044 n.s.), và tái xuất hiện năm 2023 (β = 0,095 *) — và kênh điều tiết của nó chỉ xuất hiện vào năm 2023. Các kiểm định z theo đợt chéo Paternoster được báo cáo trong §4.5 cho thấy sự sụt giảm DAI từ 2009 đến 2015 (z = 3,353, p &lt; .001) và sự phục hồi từ 2015 đến 2023 (z = −2,051, p = .040) đều là những dịch chuyển có thể phân biệt thống kê.</w:t>
+        <w:t xml:space="preserve">Nhìn chung, các kết quả theo từng đợt theo dấu hai tương quan đặc thù theo đợt, phù hợp với sự phụ thuộc giai đoạn. Năng lực công nghệ/tiêu chuẩn nước ngoài dương xuyên suốt ba đợt với độ lớn giảm nhẹ (TCI_z = 0,215; 0,128; 0,123) nhưng với điều tiết còn tồn tại trong các bảng 2009, 2023 và gộp. Hiện diện số dựa trên website theo quỹ đạo phi đơn điệu — mạnh năm 2009 (β = 0,175 ***), không có ý nghĩa năm 2015 (β = −0,044 n.s.), và tái xuất hiện năm 2023 (β = 0,095 *) — và kênh điều tiết của nó chỉ xuất hiện vào năm 2023. Các kiểm định z theo đợt chéo Paternoster được báo cáo trong Mục 4.5 cho thấy sự sụt giảm DAI từ 2009 đến 2015 (z = 3,353, p &lt; .001) và sự phục hồi từ 2015 đến 2023 (z = −2,051, p = .040) đều là những dịch chuyển có thể phân biệt thống kê.</w:t>
       </w:r>
     </w:p>
     <w:p>
@@ -2732,7 +2750,7 @@
         <w:pStyle w:val="BodyText"/>
       </w:pPr>
       <w:r>
-        <w:t xml:space="preserve">Kiểm định tương tác đợt × trọng tâm gộp chính thức (được báo cáo là Bảng I trong §4.5) gợi ý rằng chỉ những dịch chuyển trực tiếp DAI mới có thể phân biệt theo đợt chéo. Sự khác biệt về độ cong FSTS và điều tiết FSTS × DAI theo đợt không thể phân biệt thống kê trong đặc tả bão hòa gộp. Do đó, nghiên cứu đọc mẫu như các tương quan đặc thù theo đợt, phù hợp với sự phụ thuộc giai đoạn, chứ không phải là sự dịch chuyển cấu trúc được xác định hoàn toàn theo đợt chéo.</w:t>
+        <w:t xml:space="preserve">Kiểm định tương tác đợt × trọng tâm gộp chính thức (được báo cáo là Bảng I trong Mục 4.5) gợi ý rằng chỉ những dịch chuyển trực tiếp DAI mới có thể phân biệt theo đợt chéo. Sự khác biệt về độ cong FSTS và điều tiết FSTS × DAI theo đợt không thể phân biệt thống kê trong đặc tả bão hòa gộp. Do đó, nghiên cứu đọc mẫu như các tương quan đặc thù theo đợt, phù hợp với sự phụ thuộc giai đoạn, chứ không phải là sự dịch chuyển cấu trúc được xác định hoàn toàn theo đợt chéo.</w:t>
       </w:r>
     </w:p>
     <w:p>
@@ -3296,7 +3314,7 @@
         <w:pStyle w:val="BodyText"/>
       </w:pPr>
       <w:r>
-        <w:t xml:space="preserve">Sự nhạy cảm này phù hợp với diễn giải rằng DAI_z kết hợp hiệu ứng mức dương với tương tác âm với FSTS_c ở cường độ xuất khẩu cao — chính xác là mẫu được ghi nhận trong §4.1 cho đợt 2023. Các số hạng tương tác gộp liên quan đến DAI_z mang tín hiệu chung biên. Tương tác tuyến tính âm nhưng không có ý nghĩa riêng lẻ (FSTS_c × DAI_z = −0,448, p = .116). Tương tác bậc hai dương nhưng không có ý nghĩa (FSTS_c² × DAI_z = 0,460, p = .276). Kiểm định Wald chung không đạt ngưỡng ý nghĩa thông thường (M8 kiểm định chung p = .083).</w:t>
+        <w:t xml:space="preserve">Sự nhạy cảm này phù hợp với diễn giải rằng DAI_z kết hợp hiệu ứng mức dương với tương tác âm với FSTS_c ở cường độ xuất khẩu cao — chính xác là mẫu được ghi nhận trong Mục 4.1 cho đợt 2023. Các số hạng tương tác gộp liên quan đến DAI_z mang tín hiệu chung biên. Tương tác tuyến tính âm nhưng không có ý nghĩa riêng lẻ (FSTS_c × DAI_z = −0,448, p = .116). Tương tác bậc hai dương nhưng không có ý nghĩa (FSTS_c² × DAI_z = 0,460, p = .276). Kiểm định Wald chung không đạt ngưỡng ý nghĩa thông thường (M8 kiểm định chung p = .083).</w:t>
       </w:r>
     </w:p>
     <w:p>
@@ -3644,7 +3662,7 @@
         <w:pStyle w:val="FirstParagraph"/>
       </w:pPr>
       <w:r>
-        <w:t xml:space="preserve">H1 nhận được sự ủng hộ có điều kiện. Kiểm định Lind–Mehlum bác bỏ giả thuyết không đơn điệu trong cả ba đợt (2009 p = .006, 2015 p = .009, 2023 p = .013) và trong mẫu gộp (p &lt; .001). Các điểm ngưỡng ngụ ý phân bố tập trung trong dải 39,3% (2015) đến 46,2% (2009) cường độ xuất khẩu trực tiếp, với ước lượng gộp tại 39,7%. Đồng thời, các mô hình chỉ dành cho nhà xuất khẩu (§4.5, Bảng H) cho thấy độ cong này suy giảm đáng kể khi loại bỏ biên tham gia. Diễn giải có thể bảo vệ nhất do đó là hình chữ U ngược toàn mẫu phản ánh cấu trúc tham gia-và-cường độ kết hợp, với sự tương phản liên quan đến năng suất tập trung chủ yếu ở sự chuyển đổi từ không xuất khẩu sang xuất khẩu hơn là chỉ trong độ cong trong nhà xuất khẩu mạnh mẽ.</w:t>
+        <w:t xml:space="preserve">H1 nhận được sự ủng hộ có điều kiện. Kiểm định Lind–Mehlum bác bỏ giả thuyết không đơn điệu trong cả ba đợt (2009 p = .006, 2015 p = .009, 2023 p = .013) và trong mẫu gộp (p &lt; .001). Các điểm ngưỡng ngụ ý phân bố tập trung trong dải 39,3% (2015) đến 46,2% (2009) cường độ xuất khẩu trực tiếp, với ước lượng gộp tại 39,7%. Đồng thời, các mô hình chỉ dành cho nhà xuất khẩu (Mục 4.5, Bảng H) cho thấy độ cong này suy giảm đáng kể khi loại bỏ biên tham gia. Diễn giải có thể bảo vệ nhất do đó là hình chữ U ngược toàn mẫu phản ánh cấu trúc tham gia-và-cường độ kết hợp, với sự tương phản liên quan đến năng suất tập trung chủ yếu ở sự chuyển đổi từ không xuất khẩu sang xuất khẩu hơn là chỉ trong độ cong trong nhà xuất khẩu mạnh mẽ.</w:t>
       </w:r>
     </w:p>
     <w:p>
@@ -3660,7 +3678,7 @@
         <w:pStyle w:val="BodyText"/>
       </w:pPr>
       <w:r>
-        <w:t xml:space="preserve">H2 được ủng hộ: hệ số trực tiếp TCI_z dương (gộp β = 0,179, p &lt; .001) có ý nghĩa thống kê trong cả ba giai đoạn theo đợt (2009 p &lt; .001; 2015 p = .010; 2023 p = .006), và điều tiết TCI có thể phân biệt thống kê xuất hiện trong ba trong bốn bảng (M3 kiểm định chung p = .040, .713, .027 và .003). Kiểm soát cơ sở DAI_z báo cáo tương quan mức gộp dương (β = 0,078, p = .004) nhưng với biến động đáng kể từ đợt này sang đợt khác — mạnh năm 2009 (β = 0,175, p &lt; .001), không có ý nghĩa năm 2015 (β = −0,044, p = .377), và tái xuất hiện năm 2023 (β = 0,095, p = .038). Vì DAI_z chỉ lập chỉ mục hiện diện website Tầng 1 và không được hình thức hóa là giả thuyết chính trong bài báo này, sự biến động theo đợt này được báo cáo mô tả thay vì là kiểm định giả thuyết. Các kiểm định z theo đợt chéo Paternoster (§4.5, Bảng F) cho thấy sự sụt giảm từ 2009 đến 2015 (z = 3,353, p &lt; .001) và sự phục hồi từ 2015 đến 2023 (z = −2,051, p = .040) đều là những dịch chuyển có thể phân biệt thống kê trong chuỗi Tầng 1 mô tả.</w:t>
+        <w:t xml:space="preserve">H2 được ủng hộ: hệ số trực tiếp TCI_z dương (gộp β = 0,179, p &lt; .001) có ý nghĩa thống kê trong cả ba giai đoạn theo đợt (2009 p &lt; .001; 2015 p = .010; 2023 p = .006), và điều tiết TCI có thể phân biệt thống kê xuất hiện trong ba trong bốn bảng (M3 kiểm định chung p = .040, .713, .027 và .003). Kiểm soát cơ sở DAI_z báo cáo tương quan mức gộp dương (β = 0,078, p = .004) nhưng với biến động đáng kể từ đợt này sang đợt khác — mạnh năm 2009 (β = 0,175, p &lt; .001), không có ý nghĩa năm 2015 (β = −0,044, p = .377), và tái xuất hiện năm 2023 (β = 0,095, p = .038). Vì DAI_z chỉ lập chỉ mục hiện diện website Tầng 1 và không được hình thức hóa là giả thuyết chính trong bài báo này, sự biến động theo đợt này được báo cáo mô tả thay vì là kiểm định giả thuyết. Các kiểm định z theo đợt chéo Paternoster (Mục 4.5, Bảng F) cho thấy sự sụt giảm từ 2009 đến 2015 (z = 3,353, p &lt; .001) và sự phục hồi từ 2015 đến 2023 (z = −2,051, p = .040) đều là những dịch chuyển có thể phân biệt thống kê trong chuỗi Tầng 1 mô tả.</w:t>
       </w:r>
     </w:p>
     <w:p>
@@ -3781,7 +3799,7 @@
         <w:pStyle w:val="FirstParagraph"/>
       </w:pPr>
       <w:r>
-        <w:t xml:space="preserve">Trước khi đọc bảng tiếp theo, nghiên cứu neo người đọc vào cấu trúc hai biên được giới thiệu trong §2.1. Hình chữ U ngược toàn mẫu mang thông tin về mẫu tham gia-và-cường độ kết hợp, nhưng độ cong của nó được xác định chủ yếu thông qua biên tham gia: chỉ ~1,0% doanh nghiệp gộp nằm trong ±5 điểm phần trăm so với điểm ngưỡng theo từng đợt (xem kiểm tra mật độ §4.5), và phần lớn khối lượng nằm tại FSTS = 0. Khi tái khớp M2/M7/M8 trên mẫu con chỉ dành cho nhà xuất khẩu (FSTS &gt; 0; gộp N = 669, §4.5 Bảng H), hệ số FSTS_c tuyến tính âm (β = −0,861, p &lt; .001) nhưng hệ số bậc hai không có ý nghĩa (FSTS_c² β = −0,200, p = .660, M8 kiểm định chung p = .462). H1a (biên tham gia) do đó là biên liên quan đến năng suất chủ đạo trong bộ dữ liệu này. Độ cong cường độ trong nhà xuất khẩu được H1b tuyên bố suy giảm khi biên tham gia được loại bỏ.</w:t>
+        <w:t xml:space="preserve">Trước khi đọc bảng tiếp theo, nghiên cứu neo người đọc vào cấu trúc hai biên được giới thiệu trong Mục 2.1. Hình chữ U ngược toàn mẫu mang thông tin về mẫu tham gia-và-cường độ kết hợp, nhưng độ cong của nó được xác định chủ yếu thông qua biên tham gia: chỉ ~1,0% doanh nghiệp gộp nằm trong ±5 điểm phần trăm so với điểm ngưỡng theo từng đợt (xem kiểm tra mật độ Mục 4.5), và phần lớn khối lượng nằm tại FSTS = 0. Khi tái khớp M2/M7/M8 trên mẫu con chỉ dành cho nhà xuất khẩu (FSTS &gt; 0; gộp N = 669, Mục 4.5 Bảng H), hệ số FSTS_c tuyến tính âm (β = −0,861, p &lt; .001) nhưng hệ số bậc hai không có ý nghĩa (FSTS_c² β = −0,200, p = .660, M8 kiểm định chung p = .462). H1a (biên tham gia) do đó là biên liên quan đến năng suất chủ đạo trong bộ dữ liệu này. Độ cong cường độ trong nhà xuất khẩu được H1b tuyên bố suy giảm khi biên tham gia được loại bỏ.</w:t>
       </w:r>
     </w:p>
     <w:p>
@@ -3882,7 +3900,7 @@
         <w:pStyle w:val="BodyText"/>
       </w:pPr>
       <w:r>
-        <w:t xml:space="preserve">Nghiên cứu đọc điều này như cho thấy rằng hình chữ U ngược được ghi nhận trong đặc tả chính được xác định có ý nghĩa bởi biên tham gia thay vì thuần túy bởi biến động cường độ trong nhà xuất khẩu. Điều này phù hợp với bằng chứng mô tả §3.1 rằng cường độ xuất khẩu trực tiếp là biến phồng không trong dữ liệu WBES Việt Nam, với khối lượng hạn chế giữa biên tham gia và điểm ngưỡng ngụ ý. Tuyên bố H1 thực chất do đó được đọc tốt nhất như tương quan không đơn điệu giữa tham gia-và-cường độ trong xuất khẩu với năng suất, không phải như tuyên bố độ cong cường độ trong nhà xuất khẩu nghiêm ngặt.</w:t>
+        <w:t xml:space="preserve">Nghiên cứu đọc điều này như cho thấy rằng hình chữ U ngược được ghi nhận trong đặc tả chính được xác định có ý nghĩa bởi biên tham gia thay vì thuần túy bởi biến động cường độ trong nhà xuất khẩu. Điều này phù hợp với bằng chứng mô tả Mục 3.1 rằng cường độ xuất khẩu trực tiếp là biến phồng không trong dữ liệu WBES Việt Nam, với khối lượng hạn chế giữa biên tham gia và điểm ngưỡng ngụ ý. Tuyên bố H1 thực chất do đó được đọc tốt nhất như tương quan không đơn điệu giữa tham gia-và-cường độ trong xuất khẩu với năng suất, không phải như tuyên bố độ cong cường độ trong nhà xuất khẩu nghiêm ngặt.</w:t>
       </w:r>
     </w:p>
     <w:p>
@@ -3968,7 +3986,7 @@
         <w:pStyle w:val="BodyText"/>
       </w:pPr>
       <w:r>
-        <w:t xml:space="preserve">Kiểm tra hai giai đoạn Heckman (Bảng E) xác nhận cách đọc này: hiệu chỉnh hai bước Heckman cho các tỷ số nghịch đảo Mills không có ý nghĩa qua tất cả các đợt (tất cả |λ| &lt; 0,84, p &gt; .25 trong mỗi đợt), cho thấy không có thiên lệch lựa chọn có thể phát hiện trên mẫu con nhà xuất khẩu. Hệ số tỷ số nghịch đảo Mills không thay đổi đáng kể ước lượng hệ số FSTS qua các đợt, gợi ý rằng thiên lệch lựa chọn hạn chế trong ngữ cảnh này và khoảng cách năng suất biên tham gia được ghi nhận trong §4.4 phản ánh sự gián đoạn hiệu quả thực sự thay vì là tạo tác của lựa chọn dương vào xuất khẩu.</w:t>
+        <w:t xml:space="preserve">Kiểm tra hai giai đoạn Heckman (Bảng E) xác nhận cách đọc này: hiệu chỉnh hai bước Heckman cho các tỷ số nghịch đảo Mills không có ý nghĩa qua tất cả các đợt (tất cả |λ| &lt; 0,84, p &gt; .25 trong mỗi đợt), cho thấy không có thiên lệch lựa chọn có thể phát hiện trên mẫu con nhà xuất khẩu. Hệ số tỷ số nghịch đảo Mills không thay đổi đáng kể ước lượng hệ số FSTS qua các đợt, gợi ý rằng thiên lệch lựa chọn hạn chế trong ngữ cảnh này và khoảng cách năng suất biên tham gia được ghi nhận trong Mục 4.4 phản ánh sự gián đoạn hiệu quả thực sự thay vì là tạo tác của lựa chọn dương vào xuất khẩu.</w:t>
       </w:r>
     </w:p>
     <w:p>
@@ -4018,7 +4036,7 @@
         <w:t xml:space="preserve"> </w:t>
       </w:r>
       <w:r>
-        <w:t xml:space="preserve">§4.5 báo cáo bốn bảng tường thuật (G, H, I, F) và ba nhóm kiểm định vững (nội sinh/lựa chọn, độ nhạy đo lường) trên nhiều số hạng trọng tâm. Nghiên cứu không áp dụng hiệu chỉnh kiểm định đa bội chính thức vì các bảng kiểm tra các lo ngại nhận dạng khác nhau thay vì kiểm định cùng một giả thuyết nhiều lần. Tuy nhiên, người đọc nên cân nhắc bất kỳ kết quả bảng biên đơn lẻ nào theo. Các suy luận thực chất trong §5 dựa vào mẫu qua các bảng và tính nhất quán chiều hướng của các ước lượng trọng tâm thay vì ý nghĩa của bất kỳ bảng kiểm định vững đơn lẻ nào.</w:t>
+        <w:t xml:space="preserve">Mục 4.5 báo cáo bốn bảng tường thuật (G, H, I, F) và ba nhóm kiểm định vững (nội sinh/lựa chọn, độ nhạy đo lường) trên nhiều số hạng trọng tâm. Nghiên cứu không áp dụng hiệu chỉnh kiểm định đa bội chính thức vì các bảng kiểm tra các lo ngại nhận dạng khác nhau thay vì kiểm định cùng một giả thuyết nhiều lần. Tuy nhiên, người đọc nên cân nhắc bất kỳ kết quả bảng biên đơn lẻ nào theo. Các suy luận thực chất trong Mục 5 dựa vào mẫu qua các bảng và tính nhất quán chiều hướng của các ước lượng trọng tâm thay vì ý nghĩa của bất kỳ bảng kiểm định vững đơn lẻ nào.</w:t>
       </w:r>
     </w:p>
     <w:p>
@@ -4026,7 +4044,7 @@
         <w:pStyle w:val="BodyText"/>
       </w:pPr>
       <w:r>
-        <w:t xml:space="preserve">Bảng 4 tổng hợp các bảng kiểm định vững được ghi nhận trong §4.5 thành một tổng quan duy nhất để dễ so sánh chéo. Bảng LM báo cáo các điểm ngưỡng ngụ ý của đặc tả hình chữ U ngược (M2) và các giá trị p kiểm định Lind–Mehlum cho từng đợt và mẫu gộp.</w:t>
+        <w:t xml:space="preserve">Bảng 4 tổng hợp các bảng kiểm định vững được ghi nhận trong Mục 4.5 thành một tổng quan duy nhất để dễ so sánh chéo. Bảng LM báo cáo các điểm ngưỡng ngụ ý của đặc tả hình chữ U ngược (M2) và các giá trị p kiểm định Lind–Mehlum cho từng đợt và mẫu gộp.</w:t>
       </w:r>
     </w:p>
     <w:p>
@@ -19389,7 +19407,7 @@
               <w:jc w:val="left"/>
             </w:pPr>
             <w:r>
-              <w:t xml:space="preserve">FSTSc 0,92 → 0,61; FSTSc² −2,21 → −1,17; TCI 0,14 → 0,19; DAI 0,07 → 0,08</w:t>
+              <w:t xml:space="preserve">FSTSc 0,92 thành 0,61; FSTSc² −2,21 thành −1,17; TCI 0,14 thành 0,19; DAI 0,07 thành 0,08</w:t>
             </w:r>
           </w:p>
         </w:tc>
@@ -20300,7 +20318,7 @@
         <w:pStyle w:val="BodyText"/>
       </w:pPr>
       <w:r>
-        <w:t xml:space="preserve">Cơ chế thành phần nhóm này — không chỉ là khoảng cách hạ tầng vĩ mô — giúp giải thích tại sao hệ số DAI dựa trên website nén về không có ý nghĩa thống kê vào năm 2015 ngay cả khi độ cong hình chữ U ngược vẫn có mặt về mặt thống kê. Kênh lỗi thời của biến đại diện củng cố cách đọc này: vào năm 2015, sở hữu website đã khuếch tán đủ để chỉ số c22b không còn có thể tách biệt các nhà xuất khẩu có năng lực số khỏi sự hiện diện web thông thường, làm suy giảm thêm mối liên kết đo được với năng suất. Do đó, nghiên cứu này coi các chỉ số vĩ mô dưới đây là bối cảnh thể chế làm cho cách đọc theo đợt sóng trở nên có thể tin được — không phải là biến thể nhận diện.</w:t>
+        <w:t xml:space="preserve">Cơ chế thành phần nhóm này — không chỉ là khoảng cách hạ tầng vĩ mô — giúp giải thích tại sao hệ số DAI dựa trên website nén về không có ý nghĩa thống kê vào năm 2015 ngay cả khi độ cong hình chữ U ngược vẫn có mặt về mặt thống kê. Kênh lỗi thời của biến đại diện củng cố cách đọc này: vào năm 2015, sở hữu website đã khuếch tán đủ để chỉ số c22b không còn có thể tách biệt các nhà xuất khẩu có năng lực số khỏi sự hiện diện web thông thường, làm suy giảm thêm mối liên kết đo được với năng suất. Do đó, nghiên cứu này coi các chỉ số vĩ mô dưới đây là bối cảnh thể chế làm cho cách đọc theo đợt sóng trở nên có thể tin được — không phải là biến số nhận dạng.</w:t>
       </w:r>
     </w:p>
     <w:p>
@@ -20348,7 +20366,7 @@
         <w:pStyle w:val="BodyText"/>
       </w:pPr>
       <w:r>
-        <w:t xml:space="preserve">Chương trình Chuyển đổi số Quốc gia (National Digital Transformation Programme — NDTP) của Việt Nam được ban hành năm 2020, và các nền tảng thanh toán điện tử xuyên biên giới (VNPAY, MoMo, ZaloPay) và các sàn giao dịch B2B dành cho nhà xuất khẩu (Alibaba.com, Amazon Global Selling) chỉ đạt quy mô tại Việt Nam sau năm 2018–2019. Đợt sóng 2015 do đó quan sát các nhà xuất khẩu Việt Nam trong giai đoạn hạ tầng chuyển đổi khi một website chưa thể kết nối với hệ sinh thái số hỗ trợ giao dịch; đợt sóng 2023 quan sát họ sau khi khung thể chế hỗ trợ hậu NDTP đã trưởng thành. Nghiên cứu này không coi các chỉ số vĩ mô này là biến thể nhận diện — chúng không được đưa vào hồi quy — nhưng chúng làm cho cách đọc theo đợt sóng có tính khả tín về mặt thể chế thay vì thuần túy là hậu nghiệm.</w:t>
+        <w:t xml:space="preserve">Chương trình Chuyển đổi số Quốc gia (National Digital Transformation Programme — NDTP) của Việt Nam được ban hành năm 2020, và các nền tảng thanh toán điện tử xuyên biên giới (VNPAY, MoMo, ZaloPay) và các sàn giao dịch B2B dành cho nhà xuất khẩu (Alibaba.com, Amazon Global Selling) chỉ đạt quy mô tại Việt Nam sau năm 2018–2019. Đợt sóng 2015 do đó quan sát các nhà xuất khẩu Việt Nam trong giai đoạn hạ tầng chuyển đổi khi một website chưa thể kết nối với hệ sinh thái số hỗ trợ giao dịch; đợt sóng 2023 quan sát họ sau khi khung thể chế hỗ trợ hậu NDTP đã trưởng thành. Nghiên cứu này không coi các chỉ số vĩ mô này là biến số nhận dạng — chúng không được đưa vào hồi quy — nhưng chúng làm cho cách đọc theo đợt sóng có tính khả tín về mặt thể chế thay vì thuần túy là hậu nghiệm.</w:t>
       </w:r>
     </w:p>
     <w:p>
@@ -20390,7 +20408,7 @@
         <w:t xml:space="preserve"> </w:t>
       </w:r>
       <w:r>
-        <w:t xml:space="preserve">đầu tư năng lực nên thay đổi theo vị trí của doanh nghiệp so với hai ngưỡng được neo theo thực nghiệm: rào cản tham gia xuất khẩu (FSTS = 0 → FSTS &gt; 0) và dải điểm ngưỡng hình chữ U ngược ở FSTS 39–46%. Đọc cùng nhau, cấu trúc hàm bậc thang ở biên tham gia và sự bão hòa Tầng 1 của sự hiện diện số dựa trên website hàm ý một bản đồ phân bổ vốn có điều kiện ngưỡng cho các nhà quản lý doanh nghiệp SME Việt Nam — bản đồ này dịch các mô hình hệ số theo đợt sóng thành các ưu tiên phù hợp với giai đoạn.</w:t>
+        <w:t xml:space="preserve">đầu tư năng lực nên thay đổi theo vị trí của doanh nghiệp so với hai ngưỡng được neo theo thực nghiệm: rào cản tham gia xuất khẩu (FSTS = 0 sang FSTS &gt; 0) và dải điểm ngưỡng hình chữ U ngược ở FSTS 39–46%. Đọc cùng nhau, cấu trúc hàm bậc thang ở biên tham gia và sự bão hòa Tầng 1 của sự hiện diện số dựa trên website hàm ý một bản đồ phân bổ vốn có điều kiện ngưỡng cho các nhà quản lý doanh nghiệp SME Việt Nam — bản đồ này dịch các mô hình hệ số theo đợt sóng thành các ưu tiên phù hợp với giai đoạn.</w:t>
       </w:r>
     </w:p>
     <w:p>
@@ -20512,7 +20530,7 @@
         <w:pStyle w:val="BodyText"/>
       </w:pPr>
       <w:r>
-        <w:t xml:space="preserve">Thứ ba, so sánh qua đợt sóng — phản ánh các ảnh chụp cấp nhóm thay vì quỹ đạo nội bộ doanh nghiệp theo thiết kế mặt cắt chéo lặp lại — gợi ý rằng cửa sổ đánh giá chính sách quan trọng. Một chương trình chuyển đổi số được đánh giá chỉ dựa trên đường cơ sở chuyển đổi kiểu 2015 sẽ đánh giá thấp đóng góp năng suất dài hạn của nó; một chương trình được đánh giá dựa trên đường cơ sở kiểu 2009 hoặc 2023 sẽ đánh giá quá cao nó so với giai đoạn ở giữa.</w:t>
+        <w:t xml:space="preserve">Thứ ba, so sánh qua đợt sóng — phản ánh các ảnh chụp cấp nhóm thay vì quỹ đạo nội bộ doanh nghiệp theo thiết kế mặt cắt chéo lặp lại — gợi ý rằng giai đoạn đánh giá chính sách quan trọng. Một chương trình chuyển đổi số được đánh giá chỉ dựa trên đường cơ sở chuyển đổi kiểu 2015 sẽ đánh giá thấp đóng góp năng suất dài hạn của nó; một chương trình được đánh giá dựa trên đường cơ sở kiểu 2009 hoặc 2023 sẽ đánh giá quá cao nó so với giai đoạn ở giữa.</w:t>
       </w:r>
     </w:p>
     <w:p>
@@ -20520,7 +20538,7 @@
         <w:pStyle w:val="BodyText"/>
       </w:pPr>
       <w:r>
-        <w:t xml:space="preserve">Đánh giá chính sách coi trọng nghiêm túc các sự khác biệt cấu trúc theo đợt sóng sẽ kết hợp đo lường kết quả cửa sổ ngắn với đo lường bền vững về môi trường năng lực và hạ tầng mà doanh nghiệp hoạt động trong đó. Trong bối cảnh Việt Nam, bản cập nhật</w:t>
+        <w:t xml:space="preserve">Đánh giá chính sách coi trọng nghiêm túc các sự khác biệt cấu trúc theo đợt sóng sẽ kết hợp đo lường kết quả giai đoạn ngắn với đo lường bền vững về môi trường năng lực và hạ tầng mà doanh nghiệp hoạt động trong đó. Trong bối cảnh Việt Nam, bản cập nhật</w:t>
       </w:r>
       <w:r>
         <w:t xml:space="preserve"> </w:t>
@@ -20607,7 +20625,7 @@
         <w:t xml:space="preserve">Hạn chế thứ ba</w:t>
       </w:r>
       <w:r>
-        <w:t xml:space="preserve">: phân tích được thực hiện trên một nền kinh tế chuyển đổi duy nhất. Việt Nam mang tính thông tin chính xác vì môi trường thể chế và số của nó đã thay đổi đáng chú ý trong cửa sổ quan sát 2009–2023, nhưng mô hình qua đợt sóng được ghi nhận ở đây có thể không khái quát hóa mà không cần sửa đổi sang các nền kinh tế có hạ tầng số hoặc cơ cấu xuất khẩu theo quỹ đạo khác.</w:t>
+        <w:t xml:space="preserve">: phân tích được thực hiện trên một nền kinh tế chuyển đổi duy nhất. Việt Nam mang tính thông tin chính xác vì môi trường thể chế và số của nó đã thay đổi đáng chú ý trong giai đoạn quan sát 2009–2023, nhưng mô hình qua đợt sóng được ghi nhận ở đây có thể không khái quát hóa mà không cần sửa đổi sang các nền kinh tế có hạ tầng số hoặc cơ cấu xuất khẩu theo quỹ đạo khác.</w:t>
       </w:r>
     </w:p>
     <w:p>
@@ -20652,7 +20670,7 @@
         <w:t xml:space="preserve">Hạn chế thứ sáu</w:t>
       </w:r>
       <w:r>
-        <w:t xml:space="preserve">: phân tích bị giới hạn ở Việt Nam như một nền kinh tế chuyển đổi duy nhất ở một giai đoạn cụ thể trong sự phát triển số và thể chế của nó. Hiểu cách mô hình điều tiết DAI được ghi nhận ở đây — âm ở cường độ xuất khẩu cao dưới áp dụng chỉ Tầng 1 — so sánh với các mô hình ở các thị trường mới nổi khác ở các giai đoạn thể chế khác nhau, hoặc với các mô hình ở các nền kinh tế tiên tiến số nơi cùng tương tác được dự đoán là dương, đòi hỏi các thiết kế so sánh đa bối cảnh hệ thống hóa các chi phí giao dịch thể chế và chất lượng hạ tầng số. Các thiết kế như vậy cũng sẽ cho phép các kiểm định trực tiếp hơn về khung phụ thuộc ngữ cảnh được phát triển trong §2.1.</w:t>
+        <w:t xml:space="preserve">: phân tích bị giới hạn ở Việt Nam như một nền kinh tế chuyển đổi duy nhất ở một giai đoạn cụ thể trong sự phát triển số và thể chế của nó. Hiểu cách mô hình điều tiết DAI được ghi nhận ở đây — âm ở cường độ xuất khẩu cao dưới áp dụng chỉ Tầng 1 — so sánh với các mô hình ở các thị trường mới nổi khác ở các giai đoạn thể chế khác nhau, hoặc với các mô hình ở các nền kinh tế tiên tiến số nơi cùng tương tác được dự đoán là dương, đòi hỏi các thiết kế so sánh đa bối cảnh hệ thống hóa các chi phí giao dịch thể chế và chất lượng hạ tầng số. Các thiết kế như vậy cũng sẽ cho phép các kiểm định trực tiếp hơn về khung phụ thuộc ngữ cảnh được phát triển trong Mục 2.1.</w:t>
       </w:r>
     </w:p>
     <w:p>
@@ -20729,7 +20747,7 @@
         <w:t xml:space="preserve"> </w:t>
       </w:r>
       <w:r>
-        <w:t xml:space="preserve">đơn nhất sẽ che khuất các thuộc tính nhận diện khác nhau của chúng. Năng lực công nghệ tương đối ổn định và vững về nhận diện qua các đặc tả. Biến kiểm soát DAI_z cơ sở nhạy cảm hơn theo đợt sóng và suy giảm về không dưới ước lượng biến công cụ — nhất quán với sự lỗi thời của biến đại diện Tầng 1 khi sở hữu website khuếch tán đến mức gần phổ quát trong dân số doanh nghiệp Việt Nam. Trong phạm vi ràng buộc của một chỉ số website nhị phân duy nhất, bài báo này không đưa ra tuyên bố nào về điều tiết năng lực số động; bất kỳ kiểm định nào như vậy phải chờ các chỉ số Tầng 2–4 phong phú hơn hiện không có sẵn qua các đợt sóng trong công cụ WBES Vietnam.</w:t>
+        <w:t xml:space="preserve">đơn nhất sẽ che khuất các thuộc tính nhận diện khác nhau của chúng. Năng lực công nghệ tương đối ổn định và vững về nhận diện qua các đặc tả. Biến kiểm soát DAI_z cơ sở nhạy cảm hơn theo đợt sóng và suy giảm về không dưới ước lượng biến công cụ — nhất quán với sự lỗi thời của biến đại diện Tầng 1 khi sở hữu website khuếch tán đến mức gần phổ quát trong tổng thể doanh nghiệp Việt Nam. Trong phạm vi ràng buộc của một chỉ số website nhị phân duy nhất, bài báo này không đưa ra tuyên bố nào về điều tiết năng lực số động; bất kỳ kiểm định nào như vậy phải chờ các chỉ số Tầng 2–4 phong phú hơn hiện không có sẵn qua các đợt sóng trong công cụ WBES Vietnam.</w:t>
       </w:r>
     </w:p>
     <w:p>

--- a/dist/downloads/manuscripts_vi/p3_vietnam_vi.docx
+++ b/dist/downloads/manuscripts_vi/p3_vietnam_vi.docx
@@ -467,7 +467,7 @@
         <w:pStyle w:val="BodyText"/>
       </w:pPr>
       <w:r>
-        <w:t xml:space="preserve">Căng thẳng này nằm ở trung tâm của văn liệu I–P. Một truyền thống nghiên cứu lâu dài lập luận rằng quốc tế hóa có thể cải thiện hiệu quả ở mức thấp và trung bình thông qua quy mô, học hỏi và đa dạng hóa, đồng thời tạo ra lợi nhuận giảm dần hoặc thậm chí suy giảm ở mức cao hơn do phức tạp và gánh nặng phối hợp. Bằng chứng phân tích tổng hợp (meta-analysis) ủng hộ mạnh mẽ quan điểm rằng tính phi tuyến là đặc trưng trung tâm của mối quan hệ này, không phải bất thường thực nghiệm (Vernon, 1979; Lu và Beamish, 2004; Hennart, 2007; Coviello et al., 2017; Marano et al., 2016).</w:t>
+        <w:t xml:space="preserve">Căng thẳng này nằm ở trung tâm của các nghiên cứu I–P. Một truyền thống nghiên cứu lâu dài lập luận rằng quốc tế hóa có thể cải thiện hiệu quả ở mức thấp và trung bình thông qua quy mô, học hỏi và đa dạng hóa, đồng thời tạo ra lợi nhuận giảm dần hoặc thậm chí suy giảm ở mức cao hơn do phức tạp và gánh nặng phối hợp. Bằng chứng phân tích tổng hợp (meta-analysis) ủng hộ mạnh mẽ quan điểm rằng tính phi tuyến là đặc trưng trung tâm của mối quan hệ này, không phải bất thường thực nghiệm (Vernon, 1979; Lu và Beamish, 2004; Hennart, 2007; Coviello et al., 2017; Marano et al., 2016).</w:t>
       </w:r>
     </w:p>
     <w:p>
@@ -612,7 +612,7 @@
         <w:pStyle w:val="FirstParagraph"/>
       </w:pPr>
       <w:r>
-        <w:t xml:space="preserve">Nghiên cứu này có ba đóng góp vào văn liệu.</w:t>
+        <w:t xml:space="preserve">Nghiên cứu này có ba đóng góp vào các nghiên cứu.</w:t>
       </w:r>
     </w:p>
     <w:p>

--- a/dist/downloads/manuscripts_vi/p3_vietnam_vi.docx
+++ b/dist/downloads/manuscripts_vi/p3_vietnam_vi.docx
@@ -23,7 +23,7 @@
         <w:t xml:space="preserve">Đỗ Thùy Hương</w:t>
       </w:r>
       <w:r>
-        <w:t xml:space="preserve">, Khoa Kinh tế, Trường Đại học Cần Thơ, huongp1323001@gstudent.ctu.edu.vn, ORCID:</w:t>
+        <w:t xml:space="preserve">, Trường Kinh tế, Trường Đại học Cần Thơ, huongp1323001@gstudent.ctu.edu.vn, ORCID:</w:t>
       </w:r>
       <w:r>
         <w:t xml:space="preserve"> </w:t>
@@ -57,7 +57,7 @@
         <w:t xml:space="preserve">(Tác giả liên hệ)</w:t>
       </w:r>
       <w:r>
-        <w:t xml:space="preserve">, Khoa Kinh tế, Trường Đại học Cần Thơ, patu@ctu.edu.vn, ORCID:</w:t>
+        <w:t xml:space="preserve">, Trường Kinh tế, Trường Đại học Cần Thơ, patu@ctu.edu.vn, ORCID:</w:t>
       </w:r>
       <w:r>
         <w:t xml:space="preserve"> </w:t>

--- a/dist/downloads/manuscripts_vi/p3_vietnam_vi.docx
+++ b/dist/downloads/manuscripts_vi/p3_vietnam_vi.docx
@@ -22438,7 +22438,7 @@
     <w:name w:val="Normal"/>
     <w:qFormat/>
     <w:pPr>
-      <w:spacing w:line="360" w:lineRule="auto"/>
+      <w:spacing w:line="288" w:lineRule="auto"/>
       <w:jc w:val="both"/>
     </w:pPr>
     <w:rPr>
@@ -22452,7 +22452,7 @@
     <w:basedOn w:val="Normal"/>
     <w:link w:val="BodyTextChar"/>
     <w:pPr>
-      <w:spacing w:after="180" w:before="180" w:line="360" w:lineRule="auto"/>
+      <w:spacing w:after="180" w:before="180" w:line="288" w:lineRule="auto"/>
       <w:jc w:val="both"/>
     </w:pPr>
     <w:qFormat/>
@@ -22468,7 +22468,7 @@
     <w:next w:val="BodyText"/>
     <w:qFormat/>
     <w:pPr>
-      <w:spacing w:line="360" w:lineRule="auto"/>
+      <w:spacing w:line="288" w:lineRule="auto"/>
       <w:jc w:val="both"/>
     </w:pPr>
     <w:rPr>
@@ -22482,7 +22482,7 @@
     <w:basedOn w:val="BodyText"/>
     <w:qFormat/>
     <w:pPr>
-      <w:spacing w:after="36" w:before="36" w:line="360" w:lineRule="auto"/>
+      <w:spacing w:after="36" w:before="36" w:line="288" w:lineRule="auto"/>
       <w:jc w:val="both"/>
     </w:pPr>
     <w:rPr>
@@ -22499,7 +22499,7 @@
     <w:pPr>
       <w:keepNext/>
       <w:keepLines/>
-      <w:spacing w:after="240" w:before="480" w:line="360" w:lineRule="auto"/>
+      <w:spacing w:after="240" w:before="480" w:line="288" w:lineRule="auto"/>
       <w:jc w:val="both"/>
     </w:pPr>
     <w:rPr>
@@ -22519,7 +22519,7 @@
     <w:pPr>
       <w:keepNext/>
       <w:keepLines/>
-      <w:spacing w:after="240" w:before="240" w:line="360" w:lineRule="auto"/>
+      <w:spacing w:after="240" w:before="240" w:line="288" w:lineRule="auto"/>
       <w:jc w:val="both"/>
     </w:pPr>
     <w:rPr>
@@ -22536,7 +22536,7 @@
     <w:pPr>
       <w:keepNext/>
       <w:keepLines/>
-      <w:spacing w:line="360" w:lineRule="auto"/>
+      <w:spacing w:line="288" w:lineRule="auto"/>
       <w:jc w:val="both"/>
     </w:pPr>
     <w:rPr>
@@ -22552,7 +22552,7 @@
     <w:pPr>
       <w:keepNext/>
       <w:keepLines/>
-      <w:spacing w:line="360" w:lineRule="auto"/>
+      <w:spacing w:line="288" w:lineRule="auto"/>
       <w:jc w:val="both"/>
     </w:pPr>
     <w:rPr>
@@ -22570,7 +22570,7 @@
       <w:keepNext/>
       <w:keepLines/>
       <w:jc w:val="both"/>
-      <w:spacing w:after="0" w:before="300" w:line="360" w:lineRule="auto"/>
+      <w:spacing w:after="0" w:before="300" w:line="288" w:lineRule="auto"/>
     </w:pPr>
     <w:rPr>
       <w:color w:val="000000"/>
@@ -22588,7 +22588,7 @@
     <w:pPr>
       <w:keepNext/>
       <w:keepLines/>
-      <w:spacing w:after="300" w:before="100" w:line="360" w:lineRule="auto"/>
+      <w:spacing w:after="300" w:before="100" w:line="288" w:lineRule="auto"/>
       <w:jc w:val="both"/>
     </w:pPr>
     <w:rPr>
@@ -22604,7 +22604,7 @@
     <w:next w:val="Bibliography"/>
     <w:qFormat/>
     <w:pPr>
-      <w:spacing w:line="360" w:lineRule="auto"/>
+      <w:spacing w:line="288" w:lineRule="auto"/>
       <w:jc w:val="both"/>
     </w:pPr>
     <w:rPr>
@@ -22622,7 +22622,7 @@
     <w:pPr>
       <w:keepNext/>
       <w:keepLines/>
-      <w:spacing w:after="0" w:before="480" w:line="360" w:lineRule="auto"/>
+      <w:spacing w:after="0" w:before="480" w:line="288" w:lineRule="auto"/>
       <w:jc w:val="both"/>
       <w:outlineLvl w:val="0"/>
     </w:pPr>
@@ -22645,7 +22645,7 @@
     <w:pPr>
       <w:keepNext/>
       <w:keepLines/>
-      <w:spacing w:after="0" w:before="200" w:line="360" w:lineRule="auto"/>
+      <w:spacing w:after="0" w:before="200" w:line="288" w:lineRule="auto"/>
       <w:jc w:val="both"/>
       <w:outlineLvl w:val="1"/>
     </w:pPr>
@@ -22668,7 +22668,7 @@
     <w:pPr>
       <w:keepNext/>
       <w:keepLines/>
-      <w:spacing w:after="0" w:before="200" w:line="360" w:lineRule="auto"/>
+      <w:spacing w:after="0" w:before="200" w:line="288" w:lineRule="auto"/>
       <w:jc w:val="both"/>
       <w:outlineLvl w:val="2"/>
     </w:pPr>
@@ -22691,7 +22691,7 @@
     <w:pPr>
       <w:keepNext/>
       <w:keepLines/>
-      <w:spacing w:after="0" w:before="200" w:line="360" w:lineRule="auto"/>
+      <w:spacing w:after="0" w:before="200" w:line="288" w:lineRule="auto"/>
       <w:jc w:val="both"/>
       <w:outlineLvl w:val="3"/>
     </w:pPr>
@@ -22714,7 +22714,7 @@
     <w:pPr>
       <w:keepNext/>
       <w:keepLines/>
-      <w:spacing w:after="0" w:before="200" w:line="360" w:lineRule="auto"/>
+      <w:spacing w:after="0" w:before="200" w:line="288" w:lineRule="auto"/>
       <w:jc w:val="both"/>
       <w:outlineLvl w:val="4"/>
     </w:pPr>
@@ -22736,7 +22736,7 @@
     <w:pPr>
       <w:keepNext/>
       <w:keepLines/>
-      <w:spacing w:after="0" w:before="200" w:line="360" w:lineRule="auto"/>
+      <w:spacing w:after="0" w:before="200" w:line="288" w:lineRule="auto"/>
       <w:jc w:val="both"/>
       <w:outlineLvl w:val="5"/>
     </w:pPr>
@@ -22757,7 +22757,7 @@
     <w:pPr>
       <w:keepNext/>
       <w:keepLines/>
-      <w:spacing w:after="0" w:before="200" w:line="360" w:lineRule="auto"/>
+      <w:spacing w:after="0" w:before="200" w:line="288" w:lineRule="auto"/>
       <w:jc w:val="both"/>
       <w:outlineLvl w:val="6"/>
     </w:pPr>
@@ -22778,7 +22778,7 @@
     <w:pPr>
       <w:keepNext/>
       <w:keepLines/>
-      <w:spacing w:after="0" w:before="200" w:line="360" w:lineRule="auto"/>
+      <w:spacing w:after="0" w:before="200" w:line="288" w:lineRule="auto"/>
       <w:jc w:val="both"/>
       <w:outlineLvl w:val="7"/>
     </w:pPr>
@@ -22799,7 +22799,7 @@
     <w:pPr>
       <w:keepNext/>
       <w:keepLines/>
-      <w:spacing w:after="0" w:before="200" w:line="360" w:lineRule="auto"/>
+      <w:spacing w:after="0" w:before="200" w:line="288" w:lineRule="auto"/>
       <w:jc w:val="both"/>
       <w:outlineLvl w:val="8"/>
     </w:pPr>
@@ -22818,7 +22818,7 @@
     <w:unhideWhenUsed/>
     <w:qFormat/>
     <w:pPr>
-      <w:spacing w:after="100" w:before="100" w:line="360" w:lineRule="auto"/>
+      <w:spacing w:after="100" w:before="100" w:line="288" w:lineRule="auto"/>
       <w:ind w:firstLine="0" w:left="480" w:right="480"/>
       <w:jc w:val="both"/>
     </w:pPr>
@@ -22836,7 +22836,7 @@
     <w:unhideWhenUsed/>
     <w:qFormat/>
     <w:pPr>
-      <w:spacing w:line="360" w:lineRule="auto"/>
+      <w:spacing w:line="288" w:lineRule="auto"/>
       <w:jc w:val="both"/>
     </w:pPr>
     <w:rPr>
@@ -22862,7 +22862,7 @@
     <w:unhideWhenUsed/>
     <w:qFormat/>
     <w:pPr>
-      <w:spacing w:line="360" w:lineRule="auto"/>
+      <w:spacing w:line="288" w:lineRule="auto"/>
       <w:jc w:val="both"/>
     </w:pPr>
     <w:rPr>
@@ -22902,7 +22902,7 @@
     <w:pPr>
       <w:keepNext/>
       <w:keepLines/>
-      <w:spacing w:after="0" w:line="360" w:lineRule="auto"/>
+      <w:spacing w:after="0" w:line="288" w:lineRule="auto"/>
       <w:jc w:val="both"/>
     </w:pPr>
     <w:rPr>
@@ -22916,7 +22916,7 @@
     <w:name w:val="Definition"/>
     <w:basedOn w:val="Normal"/>
     <w:pPr>
-      <w:spacing w:line="360" w:lineRule="auto"/>
+      <w:spacing w:line="288" w:lineRule="auto"/>
       <w:jc w:val="both"/>
     </w:pPr>
     <w:rPr>
@@ -22930,7 +22930,7 @@
     <w:basedOn w:val="Normal"/>
     <w:link w:val="BodyTextChar"/>
     <w:pPr>
-      <w:spacing w:after="120" w:before="0" w:line="360" w:lineRule="auto"/>
+      <w:spacing w:after="120" w:before="0" w:line="288" w:lineRule="auto"/>
       <w:jc w:val="both"/>
     </w:pPr>
     <w:rPr>
@@ -22945,7 +22945,7 @@
     <w:basedOn w:val="Caption"/>
     <w:pPr>
       <w:keepNext/>
-      <w:spacing w:line="360" w:lineRule="auto"/>
+      <w:spacing w:line="288" w:lineRule="auto"/>
       <w:jc w:val="both"/>
     </w:pPr>
     <w:rPr>
@@ -22958,7 +22958,7 @@
     <w:name w:val="Image Caption"/>
     <w:basedOn w:val="Caption"/>
     <w:pPr>
-      <w:spacing w:line="360" w:lineRule="auto"/>
+      <w:spacing w:line="288" w:lineRule="auto"/>
       <w:jc w:val="both"/>
     </w:pPr>
     <w:rPr>
@@ -22971,7 +22971,7 @@
     <w:name w:val="Figure"/>
     <w:basedOn w:val="Normal"/>
     <w:pPr>
-      <w:spacing w:line="360" w:lineRule="auto"/>
+      <w:spacing w:line="288" w:lineRule="auto"/>
       <w:jc w:val="both"/>
     </w:pPr>
     <w:rPr>
@@ -22985,7 +22985,7 @@
     <w:basedOn w:val="Figure"/>
     <w:pPr>
       <w:keepNext/>
-      <w:spacing w:line="360" w:lineRule="auto"/>
+      <w:spacing w:line="288" w:lineRule="auto"/>
       <w:jc w:val="both"/>
     </w:pPr>
     <w:rPr>
@@ -23049,7 +23049,7 @@
     <w:unhideWhenUsed/>
     <w:qFormat/>
     <w:pPr>
-      <w:spacing w:before="240" w:line="360" w:lineRule="auto"/>
+      <w:spacing w:before="240" w:line="288" w:lineRule="auto"/>
       <w:jc w:val="both"/>
       <w:outlineLvl w:val="9"/>
     </w:pPr>

--- a/dist/downloads/manuscripts_vi/p3_vietnam_vi.docx
+++ b/dist/downloads/manuscripts_vi/p3_vietnam_vi.docx
@@ -523,7 +523,23 @@
         <w:t xml:space="preserve"> </w:t>
       </w:r>
       <w:r>
-        <w:t xml:space="preserve">trong nền kinh tế chuyển đổi, không phải đường cong bão hòa liên tục theo nghĩa phân tích tổng hợp được ghi nhận trong các mẫu thị trường phát triển. Nghiên cứu coi cấu trúc hàm bậc thang này là đóng góp thực nghiệm chính, thay vì kiểm định vững (robustness check) phụ, vì nó định vị ma sát liên quan đến năng suất tại biên tham gia — nơi ràng buộc thể chế và năng lực bị siết chặt nhất trong bối cảnh chuyển đổi.</w:t>
+        <w:t xml:space="preserve">— một</w:t>
+      </w:r>
+      <w:r>
+        <w:t xml:space="preserve"> </w:t>
+      </w:r>
+      <w:r>
+        <w:rPr>
+          <w:bCs/>
+          <w:b/>
+        </w:rPr>
+        <w:t xml:space="preserve">hiệu ứng vách đá xuất khẩu (Export Cliff Effect)</w:t>
+      </w:r>
+      <w:r>
+        <w:t xml:space="preserve"> </w:t>
+      </w:r>
+      <w:r>
+        <w:t xml:space="preserve">— trong nền kinh tế chuyển đổi, không phải đường cong bão hòa liên tục theo nghĩa phân tích tổng hợp được ghi nhận trong các mẫu thị trường phát triển. Nghiên cứu coi cấu trúc hàm bậc thang này là đóng góp thực nghiệm chính, thay vì kiểm định vững (robustness check) phụ, vì nó định vị ma sát liên quan đến năng suất tại biên tham gia — nơi ràng buộc thể chế và năng lực bị siết chặt nhất trong bối cảnh chuyển đổi.</w:t>
       </w:r>
     </w:p>
     <w:bookmarkEnd w:id="24"/>
@@ -958,7 +974,23 @@
         <w:pStyle w:val="BodyText"/>
       </w:pPr>
       <w:r>
-        <w:t xml:space="preserve">Vì DAI_z thu gọn thành một mục nhị phân duy nhất — c22b (hiện diện website của doanh nghiệp) — nó nắm bắt hiện diện số Tầng 1 thay vì năng lực số động. Đến năm 2023, quyền sở hữu website đã lan rộng đến gần một nửa tổng thể doanh nghiệp Việt Nam (49,8% năm 2023 so với 42,5% năm 2009) và ngày càng hoạt động như yếu tố vệ sinh tổ chức thay vì chỉ báo chiến lược số.</w:t>
+        <w:t xml:space="preserve">Vì DAI_z thu gọn thành một mục nhị phân duy nhất — c22b (hiện diện website của doanh nghiệp) — nó nắm bắt hiện diện số Tầng 1 thay vì năng lực số động. Đến năm 2023, quyền sở hữu website đã lan rộng đến gần một nửa tổng thể doanh nghiệp Việt Nam (49,8% năm 2023 so với 42,5% năm 2009) và ngày càng hoạt động như yếu tố vệ sinh tổ chức — một hiện tượng</w:t>
+      </w:r>
+      <w:r>
+        <w:t xml:space="preserve"> </w:t>
+      </w:r>
+      <w:r>
+        <w:rPr>
+          <w:bCs/>
+          <w:b/>
+        </w:rPr>
+        <w:t xml:space="preserve">bão hòa số (digital saturation)</w:t>
+      </w:r>
+      <w:r>
+        <w:t xml:space="preserve"> </w:t>
+      </w:r>
+      <w:r>
+        <w:t xml:space="preserve">trong đó hiện diện Tầng 1 gần phổ quát mất khả năng phân biệt — thay vì chỉ báo chiến lược số. Đây tự nó là một phát hiện có giá trị: việc sở hữu website cơ bản đã thoái hóa từ một lợi thế RBV tiềm năng thành một điều kiện vệ sinh nền tảng.</w:t>
       </w:r>
       <w:r>
         <w:t xml:space="preserve"> </w:t>

--- a/dist/downloads/manuscripts_vi/p3_vietnam_vi.docx
+++ b/dist/downloads/manuscripts_vi/p3_vietnam_vi.docx
@@ -80,7 +80,7 @@
           <w:iCs/>
           <w:i/>
         </w:rPr>
-        <w:t xml:space="preserve">Tạp chí mục tiêu: Journal of Asia Business Studies (JABS), Emerald Publishing</w:t>
+        <w:t xml:space="preserve">Tạp chí mục tiêu: Asia Pacific Journal of Management (APJM), Springer</w:t>
       </w:r>
     </w:p>
     <w:p>
@@ -20230,7 +20230,7 @@
         <w:pStyle w:val="BodyText"/>
       </w:pPr>
       <w:r>
-        <w:t xml:space="preserve">Dấu âm trên tương tác FSTS_c × DAI_z trong năm 2023 — nơi mức độ liên quan đến năng suất của DAI suy giảm ở cường độ xuất khẩu cao hơn — nhất quán với ranh giới Tầng 1 của construct: một website đơn thuần không thể quản lý mật độ giao dịch của các hoạt động cường độ xuất khẩu cao mà không có hỗ trợ thanh toán điện tử và tích hợp quy trình. Điều này tương phản với các bối cảnh nơi cùng construct bao gồm các mục giao dịch Tầng 2 cho phép, nơi cường độ xuất khẩu cao hơn có thể khuếch đại lợi nhuận năng suất từ áp dụng số thay vào đó.</w:t>
+        <w:t xml:space="preserve">Dấu âm trên tương tác FSTS_c × DAI_z trong năm 2023 — nơi mức độ liên quan đến năng suất của DAI suy giảm ở cường độ xuất khẩu cao hơn — nhất quán với ranh giới Tầng 1 của construct: một website đơn thuần không thể quản lý mật độ giao dịch của các hoạt động cường độ xuất khẩu cao mà không có hỗ trợ thanh toán điện tử và tích hợp quy trình. Điều này tương phản với các bối cảnh nơi cùng construct bao gồm các mục giao dịch Tầng 2 cho phép, nơi cường độ xuất khẩu cao hơn có thể khuếch đại lợi nhuận năng suất từ áp dụng số thay vào đó. Diễn đạt theo ngôn ngữ năng lực, website Tầng 1 tại Việt Nam chuyển đổi vận hành như một yếu tố vệ sinh đã bão hòa chứ không phải nguồn lực tạo khác biệt: khi tỷ lệ sở hữu tiến gần mức phổ quát (42,5% năm 2009 lên 49,8% năm 2023), nó còn quá ít phương sai giữa các doanh nghiệp để uốn cong đường cường độ xuất khẩu–hiệu quả, nên kết quả null là một phát hiện về ngưỡng bão hòa chứ không phải một khiếm khuyết đo lường. Sự tương phản với nghiên cứu Singapore đồng hành, nơi construct Tầng 1+2 sâu hơn khuếch đại lợi nhuận năng suất ở cường độ xuất khẩu cao, cho thấy áp dụng số nền tảng là nguồn lực phụ thuộc bối cảnh bị chặn bởi một ngưỡng độ sâu: chỉ khi vượt qua bước chuyển từ số hóa thông tin sang tích hợp số vào quy trình thì nó mới có khả năng định hình lại đường cong, và khi đó mới đóng vai trò thay thế một phần cho các chức năng thể chế còn kém phát triển trong nền kinh tế chuyển đổi.</w:t>
       </w:r>
     </w:p>
     <w:p>
